--- a/examples.docx
+++ b/examples.docx
@@ -7,7 +7,7 @@
         <w:pStyle w:val="Heading1"/>
       </w:pPr>
       <w:r>
-        <w:t>Дата: 28.03.2026</w:t>
+        <w:t>Дата: 02.04.2026</w:t>
       </w:r>
     </w:p>
     <w:p>
@@ -17,2002 +17,102 @@
     </w:p>
     <w:p>
       <w:r>
-        <w:t>1) 7 * 4 =  _____</w:t>
+        <w:t>1) 5 + 3 - 3 =  _____</w:t>
       </w:r>
     </w:p>
     <w:p>
       <w:r>
-        <w:t>2) 7 * 10 =  _____</w:t>
+        <w:t>2) 12 + 34 - 24 =  _____</w:t>
       </w:r>
     </w:p>
     <w:p>
       <w:r>
-        <w:t>3) 9 * 8 =  _____</w:t>
+        <w:t>3) 38 - 34 + 50 =  _____</w:t>
       </w:r>
     </w:p>
     <w:p>
       <w:r>
-        <w:t>4) 10 * 5 =  _____</w:t>
+        <w:t>4) 2 + 47 - 27 =  _____</w:t>
       </w:r>
     </w:p>
     <w:p>
       <w:r>
-        <w:t>5) 1 * 4 =  _____</w:t>
+        <w:t>5) 23 + 27 + 21 =  _____</w:t>
       </w:r>
     </w:p>
     <w:p>
       <w:r>
-        <w:t>6) 5 * 1 =  _____</w:t>
+        <w:t>6) 28 - 26 - 16 =  _____</w:t>
       </w:r>
     </w:p>
     <w:p>
       <w:r>
-        <w:t>7) 7 * 1 =  _____</w:t>
+        <w:t>7) 36 - 38 + 40 =  _____</w:t>
       </w:r>
     </w:p>
     <w:p>
       <w:r>
-        <w:t>8) 10 * 4 =  _____</w:t>
+        <w:t>8) 11 - 10 + 29 =  _____</w:t>
       </w:r>
     </w:p>
     <w:p>
       <w:r>
-        <w:t>9) 3 * 3 =  _____</w:t>
+        <w:t>9) 46 - 27 - 28 =  _____</w:t>
       </w:r>
     </w:p>
     <w:p>
       <w:r>
-        <w:t>10) 4 * 7 =  _____</w:t>
+        <w:t>10) 36 + 46 - 31 =  _____</w:t>
       </w:r>
     </w:p>
     <w:p>
       <w:r>
-        <w:t>11) 1 * 7 =  _____</w:t>
+        <w:t>11) 31 + 1 - 32 =  _____</w:t>
       </w:r>
     </w:p>
     <w:p>
       <w:r>
-        <w:t>12) 7 * 9 =  _____</w:t>
+        <w:t>12) 2 - 10 + 23 =  _____</w:t>
       </w:r>
     </w:p>
     <w:p>
       <w:r>
-        <w:t>13) 6 * 8 =  _____</w:t>
+        <w:t>13) 50 + 12 + 50 =  _____</w:t>
       </w:r>
     </w:p>
     <w:p>
       <w:r>
-        <w:t>14) 2 * 5 =  _____</w:t>
+        <w:t>14) 22 - 20 + 17 =  _____</w:t>
       </w:r>
     </w:p>
     <w:p>
       <w:r>
-        <w:t>15) 7 * 7 =  _____</w:t>
+        <w:t>15) 14 - 20 + 1 =  _____</w:t>
       </w:r>
     </w:p>
     <w:p>
       <w:r>
-        <w:t>16) 1 * 7 =  _____</w:t>
+        <w:t>16) 39 - 44 - 26 =  _____</w:t>
       </w:r>
     </w:p>
     <w:p>
       <w:r>
-        <w:t>17) 5 * 1 =  _____</w:t>
+        <w:t>17) 11 - 29 - 22 =  _____</w:t>
       </w:r>
     </w:p>
     <w:p>
       <w:r>
-        <w:t>18) 8 * 3 =  _____</w:t>
+        <w:t>18) 41 - 34 - 43 =  _____</w:t>
       </w:r>
     </w:p>
     <w:p>
       <w:r>
-        <w:t>19) 7 * 9 =  _____</w:t>
+        <w:t>19) 7 - 14 - 44 =  _____</w:t>
       </w:r>
     </w:p>
     <w:p>
       <w:r>
-        <w:t>20) 2 * 3 =  _____</w:t>
-      </w:r>
-    </w:p>
-    <w:p>
-      <w:r>
-        <w:t>21) 3 * 2 =  _____</w:t>
-      </w:r>
-    </w:p>
-    <w:p>
-      <w:r>
-        <w:t>22) 3 * 7 =  _____</w:t>
-      </w:r>
-    </w:p>
-    <w:p>
-      <w:r>
-        <w:t>23) 8 * 1 =  _____</w:t>
-      </w:r>
-    </w:p>
-    <w:p>
-      <w:r>
-        <w:t>24) 1 * 5 =  _____</w:t>
-      </w:r>
-    </w:p>
-    <w:p>
-      <w:r>
-        <w:t>25) 6 * 3 =  _____</w:t>
-      </w:r>
-    </w:p>
-    <w:p>
-      <w:r>
-        <w:t>26) 1 * 2 =  _____</w:t>
-      </w:r>
-    </w:p>
-    <w:p>
-      <w:r>
-        <w:t>27) 10 * 1 =  _____</w:t>
-      </w:r>
-    </w:p>
-    <w:p>
-      <w:r>
-        <w:t>28) 2 * 8 =  _____</w:t>
-      </w:r>
-    </w:p>
-    <w:p>
-      <w:r>
-        <w:t>29) 5 * 7 =  _____</w:t>
-      </w:r>
-    </w:p>
-    <w:p>
-      <w:r>
-        <w:t>30) 10 * 7 =  _____</w:t>
-      </w:r>
-    </w:p>
-    <w:p>
-      <w:r>
-        <w:t>31) 3 * 4 =  _____</w:t>
-      </w:r>
-    </w:p>
-    <w:p>
-      <w:r>
-        <w:t>32) 9 * 1 =  _____</w:t>
-      </w:r>
-    </w:p>
-    <w:p>
-      <w:r>
-        <w:t>33) 3 * 10 =  _____</w:t>
-      </w:r>
-    </w:p>
-    <w:p>
-      <w:r>
-        <w:t>34) 3 * 7 =  _____</w:t>
-      </w:r>
-    </w:p>
-    <w:p>
-      <w:r>
-        <w:t>35) 2 * 2 =  _____</w:t>
-      </w:r>
-    </w:p>
-    <w:p>
-      <w:r>
-        <w:t>36) 7 * 1 =  _____</w:t>
-      </w:r>
-    </w:p>
-    <w:p>
-      <w:r>
-        <w:t>37) 10 * 3 =  _____</w:t>
-      </w:r>
-    </w:p>
-    <w:p>
-      <w:r>
-        <w:t>38) 5 * 3 =  _____</w:t>
-      </w:r>
-    </w:p>
-    <w:p>
-      <w:r>
-        <w:t>39) 9 * 10 =  _____</w:t>
-      </w:r>
-    </w:p>
-    <w:p>
-      <w:r>
-        <w:t>40) 6 * 2 =  _____</w:t>
-      </w:r>
-    </w:p>
-    <w:p>
-      <w:r>
-        <w:t>41) 6 * 4 =  _____</w:t>
-      </w:r>
-    </w:p>
-    <w:p>
-      <w:r>
-        <w:t>42) 5 * 4 =  _____</w:t>
-      </w:r>
-    </w:p>
-    <w:p>
-      <w:r>
-        <w:t>43) 4 * 10 =  _____</w:t>
-      </w:r>
-    </w:p>
-    <w:p>
-      <w:r>
-        <w:t>44) 6 * 1 =  _____</w:t>
-      </w:r>
-    </w:p>
-    <w:p>
-      <w:r>
-        <w:t>45) 10 * 10 =  _____</w:t>
-      </w:r>
-    </w:p>
-    <w:p>
-      <w:r>
-        <w:t>46) 4 * 10 =  _____</w:t>
-      </w:r>
-    </w:p>
-    <w:p>
-      <w:r>
-        <w:t>47) 10 * 10 =  _____</w:t>
-      </w:r>
-    </w:p>
-    <w:p>
-      <w:r>
-        <w:t>48) 9 * 7 =  _____</w:t>
-      </w:r>
-    </w:p>
-    <w:p>
-      <w:r>
-        <w:t>49) 10 * 7 =  _____</w:t>
-      </w:r>
-    </w:p>
-    <w:p>
-      <w:r>
-        <w:t>50) 6 * 3 =  _____</w:t>
-      </w:r>
-    </w:p>
-    <w:p>
-      <w:r>
-        <w:t>51) 3 * 3 =  _____</w:t>
-      </w:r>
-    </w:p>
-    <w:p>
-      <w:r>
-        <w:t>52) 4 * 1 =  _____</w:t>
-      </w:r>
-    </w:p>
-    <w:p>
-      <w:r>
-        <w:t>53) 9 * 10 =  _____</w:t>
-      </w:r>
-    </w:p>
-    <w:p>
-      <w:r>
-        <w:t>54) 8 * 10 =  _____</w:t>
-      </w:r>
-    </w:p>
-    <w:p>
-      <w:r>
-        <w:t>55) 7 * 2 =  _____</w:t>
-      </w:r>
-    </w:p>
-    <w:p>
-      <w:r>
-        <w:t>56) 5 * 8 =  _____</w:t>
-      </w:r>
-    </w:p>
-    <w:p>
-      <w:r>
-        <w:t>57) 7 * 7 =  _____</w:t>
-      </w:r>
-    </w:p>
-    <w:p>
-      <w:r>
-        <w:t>58) 3 * 6 =  _____</w:t>
-      </w:r>
-    </w:p>
-    <w:p>
-      <w:r>
-        <w:t>59) 9 * 2 =  _____</w:t>
-      </w:r>
-    </w:p>
-    <w:p>
-      <w:r>
-        <w:t>60) 10 * 1 =  _____</w:t>
-      </w:r>
-    </w:p>
-    <w:p>
-      <w:r>
-        <w:t>61) 10 * 4 =  _____</w:t>
-      </w:r>
-    </w:p>
-    <w:p>
-      <w:r>
-        <w:t>62) 10 * 3 =  _____</w:t>
-      </w:r>
-    </w:p>
-    <w:p>
-      <w:r>
-        <w:t>63) 7 * 7 =  _____</w:t>
-      </w:r>
-    </w:p>
-    <w:p>
-      <w:r>
-        <w:t>64) 9 * 1 =  _____</w:t>
-      </w:r>
-    </w:p>
-    <w:p>
-      <w:r>
-        <w:t>65) 6 * 5 =  _____</w:t>
-      </w:r>
-    </w:p>
-    <w:p>
-      <w:r>
-        <w:t>66) 1 * 10 =  _____</w:t>
-      </w:r>
-    </w:p>
-    <w:p>
-      <w:r>
-        <w:t>67) 4 * 10 =  _____</w:t>
-      </w:r>
-    </w:p>
-    <w:p>
-      <w:r>
-        <w:t>68) 7 * 3 =  _____</w:t>
-      </w:r>
-    </w:p>
-    <w:p>
-      <w:r>
-        <w:t>69) 10 * 10 =  _____</w:t>
-      </w:r>
-    </w:p>
-    <w:p>
-      <w:r>
-        <w:t>70) 5 * 2 =  _____</w:t>
-      </w:r>
-    </w:p>
-    <w:p>
-      <w:r>
-        <w:t>71) 6 * 1 =  _____</w:t>
-      </w:r>
-    </w:p>
-    <w:p>
-      <w:r>
-        <w:t>72) 10 * 7 =  _____</w:t>
-      </w:r>
-    </w:p>
-    <w:p>
-      <w:r>
-        <w:t>73) 10 * 2 =  _____</w:t>
-      </w:r>
-    </w:p>
-    <w:p>
-      <w:r>
-        <w:t>74) 8 * 2 =  _____</w:t>
-      </w:r>
-    </w:p>
-    <w:p>
-      <w:r>
-        <w:t>75) 6 * 1 =  _____</w:t>
-      </w:r>
-    </w:p>
-    <w:p>
-      <w:r>
-        <w:t>76) 2 * 6 =  _____</w:t>
-      </w:r>
-    </w:p>
-    <w:p>
-      <w:r>
-        <w:t>77) 8 * 7 =  _____</w:t>
-      </w:r>
-    </w:p>
-    <w:p>
-      <w:r>
-        <w:t>78) 3 * 1 =  _____</w:t>
-      </w:r>
-    </w:p>
-    <w:p>
-      <w:r>
-        <w:t>79) 3 * 3 =  _____</w:t>
-      </w:r>
-    </w:p>
-    <w:p>
-      <w:r>
-        <w:t>80) 3 * 9 =  _____</w:t>
-      </w:r>
-    </w:p>
-    <w:p>
-      <w:r>
-        <w:t>81) 2 * 1 =  _____</w:t>
-      </w:r>
-    </w:p>
-    <w:p>
-      <w:r>
-        <w:t>82) 1 * 6 =  _____</w:t>
-      </w:r>
-    </w:p>
-    <w:p>
-      <w:r>
-        <w:t>83) 10 * 4 =  _____</w:t>
-      </w:r>
-    </w:p>
-    <w:p>
-      <w:r>
-        <w:t>84) 2 * 8 =  _____</w:t>
-      </w:r>
-    </w:p>
-    <w:p>
-      <w:r>
-        <w:t>85) 6 * 9 =  _____</w:t>
-      </w:r>
-    </w:p>
-    <w:p>
-      <w:r>
-        <w:t>86) 9 * 8 =  _____</w:t>
-      </w:r>
-    </w:p>
-    <w:p>
-      <w:r>
-        <w:t>87) 8 * 10 =  _____</w:t>
-      </w:r>
-    </w:p>
-    <w:p>
-      <w:r>
-        <w:t>88) 6 * 6 =  _____</w:t>
-      </w:r>
-    </w:p>
-    <w:p>
-      <w:r>
-        <w:t>89) 2 * 1 =  _____</w:t>
-      </w:r>
-    </w:p>
-    <w:p>
-      <w:r>
-        <w:t>90) 8 * 5 =  _____</w:t>
-      </w:r>
-    </w:p>
-    <w:p>
-      <w:r>
-        <w:t>91) 7 * 9 =  _____</w:t>
-      </w:r>
-    </w:p>
-    <w:p>
-      <w:r>
-        <w:t>92) 5 * 6 =  _____</w:t>
-      </w:r>
-    </w:p>
-    <w:p>
-      <w:r>
-        <w:t>93) 10 * 1 =  _____</w:t>
-      </w:r>
-    </w:p>
-    <w:p>
-      <w:r>
-        <w:t>94) 2 * 3 =  _____</w:t>
-      </w:r>
-    </w:p>
-    <w:p>
-      <w:r>
-        <w:t>95) 1 * 10 =  _____</w:t>
-      </w:r>
-    </w:p>
-    <w:p>
-      <w:r>
-        <w:t>96) 1 * 4 =  _____</w:t>
-      </w:r>
-    </w:p>
-    <w:p>
-      <w:r>
-        <w:t>97) 6 * 9 =  _____</w:t>
-      </w:r>
-    </w:p>
-    <w:p>
-      <w:r>
-        <w:t>98) 1 * 4 =  _____</w:t>
-      </w:r>
-    </w:p>
-    <w:p>
-      <w:r>
-        <w:t>99) 3 * 3 =  _____</w:t>
-      </w:r>
-    </w:p>
-    <w:p>
-      <w:r>
-        <w:t>100) 3 * 4 =  _____</w:t>
-      </w:r>
-    </w:p>
-    <w:p>
-      <w:r>
-        <w:t>101) 5 * 5 =  _____</w:t>
-      </w:r>
-    </w:p>
-    <w:p>
-      <w:r>
-        <w:t>102) 9 * 2 =  _____</w:t>
-      </w:r>
-    </w:p>
-    <w:p>
-      <w:r>
-        <w:t>103) 2 * 8 =  _____</w:t>
-      </w:r>
-    </w:p>
-    <w:p>
-      <w:r>
-        <w:t>104) 6 * 4 =  _____</w:t>
-      </w:r>
-    </w:p>
-    <w:p>
-      <w:r>
-        <w:t>105) 7 * 10 =  _____</w:t>
-      </w:r>
-    </w:p>
-    <w:p>
-      <w:r>
-        <w:t>106) 6 * 10 =  _____</w:t>
-      </w:r>
-    </w:p>
-    <w:p>
-      <w:r>
-        <w:t>107) 8 * 4 =  _____</w:t>
-      </w:r>
-    </w:p>
-    <w:p>
-      <w:r>
-        <w:t>108) 2 * 9 =  _____</w:t>
-      </w:r>
-    </w:p>
-    <w:p>
-      <w:r>
-        <w:t>109) 6 * 1 =  _____</w:t>
-      </w:r>
-    </w:p>
-    <w:p>
-      <w:r>
-        <w:t>110) 4 * 3 =  _____</w:t>
-      </w:r>
-    </w:p>
-    <w:p>
-      <w:r>
-        <w:t>111) 1 * 4 =  _____</w:t>
-      </w:r>
-    </w:p>
-    <w:p>
-      <w:r>
-        <w:t>112) 8 * 8 =  _____</w:t>
-      </w:r>
-    </w:p>
-    <w:p>
-      <w:r>
-        <w:t>113) 2 * 10 =  _____</w:t>
-      </w:r>
-    </w:p>
-    <w:p>
-      <w:r>
-        <w:t>114) 5 * 10 =  _____</w:t>
-      </w:r>
-    </w:p>
-    <w:p>
-      <w:r>
-        <w:t>115) 6 * 1 =  _____</w:t>
-      </w:r>
-    </w:p>
-    <w:p>
-      <w:r>
-        <w:t>116) 4 * 5 =  _____</w:t>
-      </w:r>
-    </w:p>
-    <w:p>
-      <w:r>
-        <w:t>117) 5 * 5 =  _____</w:t>
-      </w:r>
-    </w:p>
-    <w:p>
-      <w:r>
-        <w:t>118) 8 * 9 =  _____</w:t>
-      </w:r>
-    </w:p>
-    <w:p>
-      <w:r>
-        <w:t>119) 9 * 1 =  _____</w:t>
-      </w:r>
-    </w:p>
-    <w:p>
-      <w:r>
-        <w:t>120) 5 * 1 =  _____</w:t>
-      </w:r>
-    </w:p>
-    <w:p>
-      <w:r>
-        <w:t>121) 4 * 10 =  _____</w:t>
-      </w:r>
-    </w:p>
-    <w:p>
-      <w:r>
-        <w:t>122) 8 * 9 =  _____</w:t>
-      </w:r>
-    </w:p>
-    <w:p>
-      <w:r>
-        <w:t>123) 3 * 2 =  _____</w:t>
-      </w:r>
-    </w:p>
-    <w:p>
-      <w:r>
-        <w:t>124) 8 * 6 =  _____</w:t>
-      </w:r>
-    </w:p>
-    <w:p>
-      <w:r>
-        <w:t>125) 10 * 9 =  _____</w:t>
-      </w:r>
-    </w:p>
-    <w:p>
-      <w:r>
-        <w:t>126) 4 * 2 =  _____</w:t>
-      </w:r>
-    </w:p>
-    <w:p>
-      <w:r>
-        <w:t>127) 7 * 4 =  _____</w:t>
-      </w:r>
-    </w:p>
-    <w:p>
-      <w:r>
-        <w:t>128) 3 * 3 =  _____</w:t>
-      </w:r>
-    </w:p>
-    <w:p>
-      <w:r>
-        <w:t>129) 9 * 4 =  _____</w:t>
-      </w:r>
-    </w:p>
-    <w:p>
-      <w:r>
-        <w:t>130) 9 * 1 =  _____</w:t>
-      </w:r>
-    </w:p>
-    <w:p>
-      <w:r>
-        <w:t>131) 4 * 7 =  _____</w:t>
-      </w:r>
-    </w:p>
-    <w:p>
-      <w:r>
-        <w:t>132) 5 * 6 =  _____</w:t>
-      </w:r>
-    </w:p>
-    <w:p>
-      <w:r>
-        <w:t>133) 9 * 4 =  _____</w:t>
-      </w:r>
-    </w:p>
-    <w:p>
-      <w:r>
-        <w:t>134) 9 * 7 =  _____</w:t>
-      </w:r>
-    </w:p>
-    <w:p>
-      <w:r>
-        <w:t>135) 3 * 10 =  _____</w:t>
-      </w:r>
-    </w:p>
-    <w:p>
-      <w:r>
-        <w:t>136) 1 * 10 =  _____</w:t>
-      </w:r>
-    </w:p>
-    <w:p>
-      <w:r>
-        <w:t>137) 8 * 5 =  _____</w:t>
-      </w:r>
-    </w:p>
-    <w:p>
-      <w:r>
-        <w:t>138) 7 * 2 =  _____</w:t>
-      </w:r>
-    </w:p>
-    <w:p>
-      <w:r>
-        <w:t>139) 9 * 8 =  _____</w:t>
-      </w:r>
-    </w:p>
-    <w:p>
-      <w:r>
-        <w:t>140) 2 * 3 =  _____</w:t>
-      </w:r>
-    </w:p>
-    <w:p>
-      <w:r>
-        <w:t>141) 2 * 1 =  _____</w:t>
-      </w:r>
-    </w:p>
-    <w:p>
-      <w:r>
-        <w:t>142) 8 * 9 =  _____</w:t>
-      </w:r>
-    </w:p>
-    <w:p>
-      <w:r>
-        <w:t>143) 1 * 2 =  _____</w:t>
-      </w:r>
-    </w:p>
-    <w:p>
-      <w:r>
-        <w:t>144) 1 * 8 =  _____</w:t>
-      </w:r>
-    </w:p>
-    <w:p>
-      <w:r>
-        <w:t>145) 9 * 1 =  _____</w:t>
-      </w:r>
-    </w:p>
-    <w:p>
-      <w:r>
-        <w:t>146) 7 * 8 =  _____</w:t>
-      </w:r>
-    </w:p>
-    <w:p>
-      <w:r>
-        <w:t>147) 6 * 9 =  _____</w:t>
-      </w:r>
-    </w:p>
-    <w:p>
-      <w:r>
-        <w:t>148) 5 * 8 =  _____</w:t>
-      </w:r>
-    </w:p>
-    <w:p>
-      <w:r>
-        <w:t>149) 5 * 8 =  _____</w:t>
-      </w:r>
-    </w:p>
-    <w:p>
-      <w:r>
-        <w:t>150) 4 * 7 =  _____</w:t>
-      </w:r>
-    </w:p>
-    <w:p>
-      <w:r>
-        <w:t>151) 9 * 7 =  _____</w:t>
-      </w:r>
-    </w:p>
-    <w:p>
-      <w:r>
-        <w:t>152) 1 * 9 =  _____</w:t>
-      </w:r>
-    </w:p>
-    <w:p>
-      <w:r>
-        <w:t>153) 6 * 9 =  _____</w:t>
-      </w:r>
-    </w:p>
-    <w:p>
-      <w:r>
-        <w:t>154) 8 * 3 =  _____</w:t>
-      </w:r>
-    </w:p>
-    <w:p>
-      <w:r>
-        <w:t>155) 8 * 1 =  _____</w:t>
-      </w:r>
-    </w:p>
-    <w:p>
-      <w:r>
-        <w:t>156) 4 * 3 =  _____</w:t>
-      </w:r>
-    </w:p>
-    <w:p>
-      <w:r>
-        <w:t>157) 8 * 7 =  _____</w:t>
-      </w:r>
-    </w:p>
-    <w:p>
-      <w:r>
-        <w:t>158) 7 * 6 =  _____</w:t>
-      </w:r>
-    </w:p>
-    <w:p>
-      <w:r>
-        <w:t>159) 7 * 10 =  _____</w:t>
-      </w:r>
-    </w:p>
-    <w:p>
-      <w:r>
-        <w:t>160) 6 * 1 =  _____</w:t>
-      </w:r>
-    </w:p>
-    <w:p>
-      <w:r>
-        <w:t>161) 7 * 2 =  _____</w:t>
-      </w:r>
-    </w:p>
-    <w:p>
-      <w:r>
-        <w:t>162) 2 * 2 =  _____</w:t>
-      </w:r>
-    </w:p>
-    <w:p>
-      <w:r>
-        <w:t>163) 9 * 9 =  _____</w:t>
-      </w:r>
-    </w:p>
-    <w:p>
-      <w:r>
-        <w:t>164) 1 * 5 =  _____</w:t>
-      </w:r>
-    </w:p>
-    <w:p>
-      <w:r>
-        <w:t>165) 2 * 6 =  _____</w:t>
-      </w:r>
-    </w:p>
-    <w:p>
-      <w:r>
-        <w:t>166) 7 * 1 =  _____</w:t>
-      </w:r>
-    </w:p>
-    <w:p>
-      <w:r>
-        <w:t>167) 9 * 4 =  _____</w:t>
-      </w:r>
-    </w:p>
-    <w:p>
-      <w:r>
-        <w:t>168) 4 * 7 =  _____</w:t>
-      </w:r>
-    </w:p>
-    <w:p>
-      <w:r>
-        <w:t>169) 10 * 10 =  _____</w:t>
-      </w:r>
-    </w:p>
-    <w:p>
-      <w:r>
-        <w:t>170) 3 * 6 =  _____</w:t>
-      </w:r>
-    </w:p>
-    <w:p>
-      <w:r>
-        <w:t>171) 6 * 3 =  _____</w:t>
-      </w:r>
-    </w:p>
-    <w:p>
-      <w:r>
-        <w:t>172) 7 * 1 =  _____</w:t>
-      </w:r>
-    </w:p>
-    <w:p>
-      <w:r>
-        <w:t>173) 3 * 4 =  _____</w:t>
-      </w:r>
-    </w:p>
-    <w:p>
-      <w:r>
-        <w:t>174) 2 * 3 =  _____</w:t>
-      </w:r>
-    </w:p>
-    <w:p>
-      <w:r>
-        <w:t>175) 7 * 4 =  _____</w:t>
-      </w:r>
-    </w:p>
-    <w:p>
-      <w:r>
-        <w:t>176) 2 * 4 =  _____</w:t>
-      </w:r>
-    </w:p>
-    <w:p>
-      <w:r>
-        <w:t>177) 3 * 10 =  _____</w:t>
-      </w:r>
-    </w:p>
-    <w:p>
-      <w:r>
-        <w:t>178) 9 * 8 =  _____</w:t>
-      </w:r>
-    </w:p>
-    <w:p>
-      <w:r>
-        <w:t>179) 8 * 10 =  _____</w:t>
-      </w:r>
-    </w:p>
-    <w:p>
-      <w:r>
-        <w:t>180) 6 * 7 =  _____</w:t>
-      </w:r>
-    </w:p>
-    <w:p>
-      <w:r>
-        <w:t>181) 4 * 4 =  _____</w:t>
-      </w:r>
-    </w:p>
-    <w:p>
-      <w:r>
-        <w:t>182) 4 * 8 =  _____</w:t>
-      </w:r>
-    </w:p>
-    <w:p>
-      <w:r>
-        <w:t>183) 1 * 3 =  _____</w:t>
-      </w:r>
-    </w:p>
-    <w:p>
-      <w:r>
-        <w:t>184) 5 * 6 =  _____</w:t>
-      </w:r>
-    </w:p>
-    <w:p>
-      <w:r>
-        <w:t>185) 9 * 6 =  _____</w:t>
-      </w:r>
-    </w:p>
-    <w:p>
-      <w:r>
-        <w:t>186) 7 * 10 =  _____</w:t>
-      </w:r>
-    </w:p>
-    <w:p>
-      <w:r>
-        <w:t>187) 3 * 4 =  _____</w:t>
-      </w:r>
-    </w:p>
-    <w:p>
-      <w:r>
-        <w:t>188) 5 * 6 =  _____</w:t>
-      </w:r>
-    </w:p>
-    <w:p>
-      <w:r>
-        <w:t>189) 5 * 6 =  _____</w:t>
-      </w:r>
-    </w:p>
-    <w:p>
-      <w:r>
-        <w:t>190) 8 * 3 =  _____</w:t>
-      </w:r>
-    </w:p>
-    <w:p>
-      <w:r>
-        <w:t>191) 10 * 10 =  _____</w:t>
-      </w:r>
-    </w:p>
-    <w:p>
-      <w:r>
-        <w:t>192) 9 * 1 =  _____</w:t>
-      </w:r>
-    </w:p>
-    <w:p>
-      <w:r>
-        <w:t>193) 5 * 6 =  _____</w:t>
-      </w:r>
-    </w:p>
-    <w:p>
-      <w:r>
-        <w:t>194) 6 * 6 =  _____</w:t>
-      </w:r>
-    </w:p>
-    <w:p>
-      <w:r>
-        <w:t>195) 5 * 1 =  _____</w:t>
-      </w:r>
-    </w:p>
-    <w:p>
-      <w:r>
-        <w:t>196) 5 * 10 =  _____</w:t>
-      </w:r>
-    </w:p>
-    <w:p>
-      <w:r>
-        <w:t>197) 3 * 9 =  _____</w:t>
-      </w:r>
-    </w:p>
-    <w:p>
-      <w:r>
-        <w:t>198) 1 * 8 =  _____</w:t>
-      </w:r>
-    </w:p>
-    <w:p>
-      <w:r>
-        <w:t>199) 6 * 9 =  _____</w:t>
-      </w:r>
-    </w:p>
-    <w:p>
-      <w:r>
-        <w:t>200) 4 * 1 =  _____</w:t>
-      </w:r>
-    </w:p>
-    <w:p>
-      <w:r>
-        <w:t>201) 10 * 8 =  _____</w:t>
-      </w:r>
-    </w:p>
-    <w:p>
-      <w:r>
-        <w:t>202) 5 * 2 =  _____</w:t>
-      </w:r>
-    </w:p>
-    <w:p>
-      <w:r>
-        <w:t>203) 7 * 2 =  _____</w:t>
-      </w:r>
-    </w:p>
-    <w:p>
-      <w:r>
-        <w:t>204) 2 * 8 =  _____</w:t>
-      </w:r>
-    </w:p>
-    <w:p>
-      <w:r>
-        <w:t>205) 8 * 9 =  _____</w:t>
-      </w:r>
-    </w:p>
-    <w:p>
-      <w:r>
-        <w:t>206) 3 * 8 =  _____</w:t>
-      </w:r>
-    </w:p>
-    <w:p>
-      <w:r>
-        <w:t>207) 5 * 7 =  _____</w:t>
-      </w:r>
-    </w:p>
-    <w:p>
-      <w:r>
-        <w:t>208) 8 * 9 =  _____</w:t>
-      </w:r>
-    </w:p>
-    <w:p>
-      <w:r>
-        <w:t>209) 10 * 4 =  _____</w:t>
-      </w:r>
-    </w:p>
-    <w:p>
-      <w:r>
-        <w:t>210) 9 * 5 =  _____</w:t>
-      </w:r>
-    </w:p>
-    <w:p>
-      <w:r>
-        <w:t>211) 6 * 8 =  _____</w:t>
-      </w:r>
-    </w:p>
-    <w:p>
-      <w:r>
-        <w:t>212) 7 * 6 =  _____</w:t>
-      </w:r>
-    </w:p>
-    <w:p>
-      <w:r>
-        <w:t>213) 9 * 7 =  _____</w:t>
-      </w:r>
-    </w:p>
-    <w:p>
-      <w:r>
-        <w:t>214) 8 * 3 =  _____</w:t>
-      </w:r>
-    </w:p>
-    <w:p>
-      <w:r>
-        <w:t>215) 8 * 6 =  _____</w:t>
-      </w:r>
-    </w:p>
-    <w:p>
-      <w:r>
-        <w:t>216) 7 * 8 =  _____</w:t>
-      </w:r>
-    </w:p>
-    <w:p>
-      <w:r>
-        <w:t>217) 4 * 6 =  _____</w:t>
-      </w:r>
-    </w:p>
-    <w:p>
-      <w:r>
-        <w:t>218) 7 * 5 =  _____</w:t>
-      </w:r>
-    </w:p>
-    <w:p>
-      <w:r>
-        <w:t>219) 2 * 1 =  _____</w:t>
-      </w:r>
-    </w:p>
-    <w:p>
-      <w:r>
-        <w:t>220) 9 * 4 =  _____</w:t>
-      </w:r>
-    </w:p>
-    <w:p>
-      <w:r>
-        <w:t>221) 5 * 9 =  _____</w:t>
-      </w:r>
-    </w:p>
-    <w:p>
-      <w:r>
-        <w:t>222) 7 * 4 =  _____</w:t>
-      </w:r>
-    </w:p>
-    <w:p>
-      <w:r>
-        <w:t>223) 4 * 9 =  _____</w:t>
-      </w:r>
-    </w:p>
-    <w:p>
-      <w:r>
-        <w:t>224) 5 * 9 =  _____</w:t>
-      </w:r>
-    </w:p>
-    <w:p>
-      <w:r>
-        <w:t>225) 9 * 9 =  _____</w:t>
-      </w:r>
-    </w:p>
-    <w:p>
-      <w:r>
-        <w:t>226) 2 * 9 =  _____</w:t>
-      </w:r>
-    </w:p>
-    <w:p>
-      <w:r>
-        <w:t>227) 4 * 6 =  _____</w:t>
-      </w:r>
-    </w:p>
-    <w:p>
-      <w:r>
-        <w:t>228) 5 * 7 =  _____</w:t>
-      </w:r>
-    </w:p>
-    <w:p>
-      <w:r>
-        <w:t>229) 6 * 2 =  _____</w:t>
-      </w:r>
-    </w:p>
-    <w:p>
-      <w:r>
-        <w:t>230) 9 * 9 =  _____</w:t>
-      </w:r>
-    </w:p>
-    <w:p>
-      <w:r>
-        <w:t>231) 7 * 3 =  _____</w:t>
-      </w:r>
-    </w:p>
-    <w:p>
-      <w:r>
-        <w:t>232) 8 * 6 =  _____</w:t>
-      </w:r>
-    </w:p>
-    <w:p>
-      <w:r>
-        <w:t>233) 9 * 2 =  _____</w:t>
-      </w:r>
-    </w:p>
-    <w:p>
-      <w:r>
-        <w:t>234) 3 * 8 =  _____</w:t>
-      </w:r>
-    </w:p>
-    <w:p>
-      <w:r>
-        <w:t>235) 2 * 8 =  _____</w:t>
-      </w:r>
-    </w:p>
-    <w:p>
-      <w:r>
-        <w:t>236) 7 * 6 =  _____</w:t>
-      </w:r>
-    </w:p>
-    <w:p>
-      <w:r>
-        <w:t>237) 4 * 9 =  _____</w:t>
-      </w:r>
-    </w:p>
-    <w:p>
-      <w:r>
-        <w:t>238) 1 * 10 =  _____</w:t>
-      </w:r>
-    </w:p>
-    <w:p>
-      <w:r>
-        <w:t>239) 10 * 1 =  _____</w:t>
-      </w:r>
-    </w:p>
-    <w:p>
-      <w:r>
-        <w:t>240) 3 * 4 =  _____</w:t>
-      </w:r>
-    </w:p>
-    <w:p>
-      <w:r>
-        <w:t>241) 2 * 1 =  _____</w:t>
-      </w:r>
-    </w:p>
-    <w:p>
-      <w:r>
-        <w:t>242) 8 * 8 =  _____</w:t>
-      </w:r>
-    </w:p>
-    <w:p>
-      <w:r>
-        <w:t>243) 8 * 8 =  _____</w:t>
-      </w:r>
-    </w:p>
-    <w:p>
-      <w:r>
-        <w:t>244) 5 * 6 =  _____</w:t>
-      </w:r>
-    </w:p>
-    <w:p>
-      <w:r>
-        <w:t>245) 2 * 8 =  _____</w:t>
-      </w:r>
-    </w:p>
-    <w:p>
-      <w:r>
-        <w:t>246) 10 * 4 =  _____</w:t>
-      </w:r>
-    </w:p>
-    <w:p>
-      <w:r>
-        <w:t>247) 1 * 9 =  _____</w:t>
-      </w:r>
-    </w:p>
-    <w:p>
-      <w:r>
-        <w:t>248) 3 * 7 =  _____</w:t>
-      </w:r>
-    </w:p>
-    <w:p>
-      <w:r>
-        <w:t>249) 9 * 1 =  _____</w:t>
-      </w:r>
-    </w:p>
-    <w:p>
-      <w:r>
-        <w:t>250) 4 * 7 =  _____</w:t>
-      </w:r>
-    </w:p>
-    <w:p>
-      <w:r>
-        <w:t>251) 7 * 9 =  _____</w:t>
-      </w:r>
-    </w:p>
-    <w:p>
-      <w:r>
-        <w:t>252) 1 * 7 =  _____</w:t>
-      </w:r>
-    </w:p>
-    <w:p>
-      <w:r>
-        <w:t>253) 5 * 7 =  _____</w:t>
-      </w:r>
-    </w:p>
-    <w:p>
-      <w:r>
-        <w:t>254) 8 * 4 =  _____</w:t>
-      </w:r>
-    </w:p>
-    <w:p>
-      <w:r>
-        <w:t>255) 6 * 3 =  _____</w:t>
-      </w:r>
-    </w:p>
-    <w:p>
-      <w:r>
-        <w:t>256) 10 * 2 =  _____</w:t>
-      </w:r>
-    </w:p>
-    <w:p>
-      <w:r>
-        <w:t>257) 7 * 9 =  _____</w:t>
-      </w:r>
-    </w:p>
-    <w:p>
-      <w:r>
-        <w:t>258) 10 * 5 =  _____</w:t>
-      </w:r>
-    </w:p>
-    <w:p>
-      <w:r>
-        <w:t>259) 4 * 3 =  _____</w:t>
-      </w:r>
-    </w:p>
-    <w:p>
-      <w:r>
-        <w:t>260) 3 * 8 =  _____</w:t>
-      </w:r>
-    </w:p>
-    <w:p>
-      <w:r>
-        <w:t>261) 1 * 6 =  _____</w:t>
-      </w:r>
-    </w:p>
-    <w:p>
-      <w:r>
-        <w:t>262) 1 * 4 =  _____</w:t>
-      </w:r>
-    </w:p>
-    <w:p>
-      <w:r>
-        <w:t>263) 2 * 1 =  _____</w:t>
-      </w:r>
-    </w:p>
-    <w:p>
-      <w:r>
-        <w:t>264) 3 * 1 =  _____</w:t>
-      </w:r>
-    </w:p>
-    <w:p>
-      <w:r>
-        <w:t>265) 5 * 6 =  _____</w:t>
-      </w:r>
-    </w:p>
-    <w:p>
-      <w:r>
-        <w:t>266) 8 * 1 =  _____</w:t>
-      </w:r>
-    </w:p>
-    <w:p>
-      <w:r>
-        <w:t>267) 3 * 2 =  _____</w:t>
-      </w:r>
-    </w:p>
-    <w:p>
-      <w:r>
-        <w:t>268) 2 * 10 =  _____</w:t>
-      </w:r>
-    </w:p>
-    <w:p>
-      <w:r>
-        <w:t>269) 1 * 4 =  _____</w:t>
-      </w:r>
-    </w:p>
-    <w:p>
-      <w:r>
-        <w:t>270) 4 * 9 =  _____</w:t>
-      </w:r>
-    </w:p>
-    <w:p>
-      <w:r>
-        <w:t>271) 2 * 9 =  _____</w:t>
-      </w:r>
-    </w:p>
-    <w:p>
-      <w:r>
-        <w:t>272) 7 * 3 =  _____</w:t>
-      </w:r>
-    </w:p>
-    <w:p>
-      <w:r>
-        <w:t>273) 1 * 4 =  _____</w:t>
-      </w:r>
-    </w:p>
-    <w:p>
-      <w:r>
-        <w:t>274) 8 * 8 =  _____</w:t>
-      </w:r>
-    </w:p>
-    <w:p>
-      <w:r>
-        <w:t>275) 10 * 5 =  _____</w:t>
-      </w:r>
-    </w:p>
-    <w:p>
-      <w:r>
-        <w:t>276) 5 * 7 =  _____</w:t>
-      </w:r>
-    </w:p>
-    <w:p>
-      <w:r>
-        <w:t>277) 2 * 2 =  _____</w:t>
-      </w:r>
-    </w:p>
-    <w:p>
-      <w:r>
-        <w:t>278) 6 * 5 =  _____</w:t>
-      </w:r>
-    </w:p>
-    <w:p>
-      <w:r>
-        <w:t>279) 8 * 10 =  _____</w:t>
-      </w:r>
-    </w:p>
-    <w:p>
-      <w:r>
-        <w:t>280) 7 * 6 =  _____</w:t>
-      </w:r>
-    </w:p>
-    <w:p>
-      <w:r>
-        <w:t>281) 6 * 2 =  _____</w:t>
-      </w:r>
-    </w:p>
-    <w:p>
-      <w:r>
-        <w:t>282) 8 * 1 =  _____</w:t>
-      </w:r>
-    </w:p>
-    <w:p>
-      <w:r>
-        <w:t>283) 5 * 10 =  _____</w:t>
-      </w:r>
-    </w:p>
-    <w:p>
-      <w:r>
-        <w:t>284) 3 * 5 =  _____</w:t>
-      </w:r>
-    </w:p>
-    <w:p>
-      <w:r>
-        <w:t>285) 4 * 6 =  _____</w:t>
-      </w:r>
-    </w:p>
-    <w:p>
-      <w:r>
-        <w:t>286) 9 * 9 =  _____</w:t>
-      </w:r>
-    </w:p>
-    <w:p>
-      <w:r>
-        <w:t>287) 1 * 2 =  _____</w:t>
-      </w:r>
-    </w:p>
-    <w:p>
-      <w:r>
-        <w:t>288) 10 * 10 =  _____</w:t>
-      </w:r>
-    </w:p>
-    <w:p>
-      <w:r>
-        <w:t>289) 3 * 6 =  _____</w:t>
-      </w:r>
-    </w:p>
-    <w:p>
-      <w:r>
-        <w:t>290) 4 * 5 =  _____</w:t>
-      </w:r>
-    </w:p>
-    <w:p>
-      <w:r>
-        <w:t>291) 7 * 7 =  _____</w:t>
-      </w:r>
-    </w:p>
-    <w:p>
-      <w:r>
-        <w:t>292) 2 * 1 =  _____</w:t>
-      </w:r>
-    </w:p>
-    <w:p>
-      <w:r>
-        <w:t>293) 9 * 1 =  _____</w:t>
-      </w:r>
-    </w:p>
-    <w:p>
-      <w:r>
-        <w:t>294) 3 * 6 =  _____</w:t>
-      </w:r>
-    </w:p>
-    <w:p>
-      <w:r>
-        <w:t>295) 5 * 7 =  _____</w:t>
-      </w:r>
-    </w:p>
-    <w:p>
-      <w:r>
-        <w:t>296) 1 * 9 =  _____</w:t>
-      </w:r>
-    </w:p>
-    <w:p>
-      <w:r>
-        <w:t>297) 7 * 1 =  _____</w:t>
-      </w:r>
-    </w:p>
-    <w:p>
-      <w:r>
-        <w:t>298) 4 * 9 =  _____</w:t>
-      </w:r>
-    </w:p>
-    <w:p>
-      <w:r>
-        <w:t>299) 2 * 1 =  _____</w:t>
-      </w:r>
-    </w:p>
-    <w:p>
-      <w:r>
-        <w:t>300) 6 * 4 =  _____</w:t>
-      </w:r>
-    </w:p>
-    <w:p>
-      <w:r>
-        <w:t>301) 9 * 2 =  _____</w:t>
-      </w:r>
-    </w:p>
-    <w:p>
-      <w:r>
-        <w:t>302) 1 * 3 =  _____</w:t>
-      </w:r>
-    </w:p>
-    <w:p>
-      <w:r>
-        <w:t>303) 8 * 4 =  _____</w:t>
-      </w:r>
-    </w:p>
-    <w:p>
-      <w:r>
-        <w:t>304) 6 * 2 =  _____</w:t>
-      </w:r>
-    </w:p>
-    <w:p>
-      <w:r>
-        <w:t>305) 8 * 1 =  _____</w:t>
-      </w:r>
-    </w:p>
-    <w:p>
-      <w:r>
-        <w:t>306) 9 * 2 =  _____</w:t>
-      </w:r>
-    </w:p>
-    <w:p>
-      <w:r>
-        <w:t>307) 7 * 5 =  _____</w:t>
-      </w:r>
-    </w:p>
-    <w:p>
-      <w:r>
-        <w:t>308) 8 * 9 =  _____</w:t>
-      </w:r>
-    </w:p>
-    <w:p>
-      <w:r>
-        <w:t>309) 1 * 3 =  _____</w:t>
-      </w:r>
-    </w:p>
-    <w:p>
-      <w:r>
-        <w:t>310) 5 * 4 =  _____</w:t>
-      </w:r>
-    </w:p>
-    <w:p>
-      <w:r>
-        <w:t>311) 8 * 3 =  _____</w:t>
-      </w:r>
-    </w:p>
-    <w:p>
-      <w:r>
-        <w:t>312) 7 * 5 =  _____</w:t>
-      </w:r>
-    </w:p>
-    <w:p>
-      <w:r>
-        <w:t>313) 3 * 3 =  _____</w:t>
-      </w:r>
-    </w:p>
-    <w:p>
-      <w:r>
-        <w:t>314) 2 * 5 =  _____</w:t>
-      </w:r>
-    </w:p>
-    <w:p>
-      <w:r>
-        <w:t>315) 7 * 8 =  _____</w:t>
-      </w:r>
-    </w:p>
-    <w:p>
-      <w:r>
-        <w:t>316) 7 * 2 =  _____</w:t>
-      </w:r>
-    </w:p>
-    <w:p>
-      <w:r>
-        <w:t>317) 3 * 2 =  _____</w:t>
-      </w:r>
-    </w:p>
-    <w:p>
-      <w:r>
-        <w:t>318) 6 * 8 =  _____</w:t>
-      </w:r>
-    </w:p>
-    <w:p>
-      <w:r>
-        <w:t>319) 8 * 6 =  _____</w:t>
-      </w:r>
-    </w:p>
-    <w:p>
-      <w:r>
-        <w:t>320) 2 * 2 =  _____</w:t>
-      </w:r>
-    </w:p>
-    <w:p>
-      <w:r>
-        <w:t>321) 3 * 3 =  _____</w:t>
-      </w:r>
-    </w:p>
-    <w:p>
-      <w:r>
-        <w:t>322) 9 * 6 =  _____</w:t>
-      </w:r>
-    </w:p>
-    <w:p>
-      <w:r>
-        <w:t>323) 4 * 10 =  _____</w:t>
-      </w:r>
-    </w:p>
-    <w:p>
-      <w:r>
-        <w:t>324) 5 * 7 =  _____</w:t>
-      </w:r>
-    </w:p>
-    <w:p>
-      <w:r>
-        <w:t>325) 3 * 2 =  _____</w:t>
-      </w:r>
-    </w:p>
-    <w:p>
-      <w:r>
-        <w:t>326) 2 * 10 =  _____</w:t>
-      </w:r>
-    </w:p>
-    <w:p>
-      <w:r>
-        <w:t>327) 7 * 3 =  _____</w:t>
-      </w:r>
-    </w:p>
-    <w:p>
-      <w:r>
-        <w:t>328) 3 * 10 =  _____</w:t>
-      </w:r>
-    </w:p>
-    <w:p>
-      <w:r>
-        <w:t>329) 8 * 10 =  _____</w:t>
-      </w:r>
-    </w:p>
-    <w:p>
-      <w:r>
-        <w:t>330) 1 * 9 =  _____</w:t>
-      </w:r>
-    </w:p>
-    <w:p>
-      <w:r>
-        <w:t>331) 1 * 6 =  _____</w:t>
-      </w:r>
-    </w:p>
-    <w:p>
-      <w:r>
-        <w:t>332) 10 * 3 =  _____</w:t>
-      </w:r>
-    </w:p>
-    <w:p>
-      <w:r>
-        <w:t>333) 10 * 1 =  _____</w:t>
-      </w:r>
-    </w:p>
-    <w:p>
-      <w:r>
-        <w:t>334) 5 * 4 =  _____</w:t>
-      </w:r>
-    </w:p>
-    <w:p>
-      <w:r>
-        <w:t>335) 5 * 2 =  _____</w:t>
-      </w:r>
-    </w:p>
-    <w:p>
-      <w:r>
-        <w:t>336) 7 * 9 =  _____</w:t>
-      </w:r>
-    </w:p>
-    <w:p>
-      <w:r>
-        <w:t>337) 10 * 6 =  _____</w:t>
-      </w:r>
-    </w:p>
-    <w:p>
-      <w:r>
-        <w:t>338) 2 * 2 =  _____</w:t>
-      </w:r>
-    </w:p>
-    <w:p>
-      <w:r>
-        <w:t>339) 1 * 10 =  _____</w:t>
-      </w:r>
-    </w:p>
-    <w:p>
-      <w:r>
-        <w:t>340) 5 * 4 =  _____</w:t>
-      </w:r>
-    </w:p>
-    <w:p>
-      <w:r>
-        <w:t>341) 2 * 9 =  _____</w:t>
-      </w:r>
-    </w:p>
-    <w:p>
-      <w:r>
-        <w:t>342) 7 * 4 =  _____</w:t>
-      </w:r>
-    </w:p>
-    <w:p>
-      <w:r>
-        <w:t>343) 1 * 4 =  _____</w:t>
-      </w:r>
-    </w:p>
-    <w:p>
-      <w:r>
-        <w:t>344) 5 * 3 =  _____</w:t>
-      </w:r>
-    </w:p>
-    <w:p>
-      <w:r>
-        <w:t>345) 10 * 8 =  _____</w:t>
-      </w:r>
-    </w:p>
-    <w:p>
-      <w:r>
-        <w:t>346) 1 * 3 =  _____</w:t>
-      </w:r>
-    </w:p>
-    <w:p>
-      <w:r>
-        <w:t>347) 8 * 10 =  _____</w:t>
-      </w:r>
-    </w:p>
-    <w:p>
-      <w:r>
-        <w:t>348) 8 * 5 =  _____</w:t>
-      </w:r>
-    </w:p>
-    <w:p>
-      <w:r>
-        <w:t>349) 6 * 5 =  _____</w:t>
-      </w:r>
-    </w:p>
-    <w:p>
-      <w:r>
-        <w:t>350) 9 * 8 =  _____</w:t>
-      </w:r>
-    </w:p>
-    <w:p>
-      <w:r>
-        <w:t>351) 8 * 5 =  _____</w:t>
-      </w:r>
-    </w:p>
-    <w:p>
-      <w:r>
-        <w:t>352) 4 * 2 =  _____</w:t>
-      </w:r>
-    </w:p>
-    <w:p>
-      <w:r>
-        <w:t>353) 7 * 3 =  _____</w:t>
-      </w:r>
-    </w:p>
-    <w:p>
-      <w:r>
-        <w:t>354) 7 * 10 =  _____</w:t>
-      </w:r>
-    </w:p>
-    <w:p>
-      <w:r>
-        <w:t>355) 5 * 1 =  _____</w:t>
-      </w:r>
-    </w:p>
-    <w:p>
-      <w:r>
-        <w:t>356) 5 * 10 =  _____</w:t>
-      </w:r>
-    </w:p>
-    <w:p>
-      <w:r>
-        <w:t>357) 8 * 8 =  _____</w:t>
-      </w:r>
-    </w:p>
-    <w:p>
-      <w:r>
-        <w:t>358) 2 * 3 =  _____</w:t>
-      </w:r>
-    </w:p>
-    <w:p>
-      <w:r>
-        <w:t>359) 6 * 4 =  _____</w:t>
-      </w:r>
-    </w:p>
-    <w:p>
-      <w:r>
-        <w:t>360) 4 * 8 =  _____</w:t>
-      </w:r>
-    </w:p>
-    <w:p>
-      <w:r>
-        <w:t>361) 6 * 7 =  _____</w:t>
-      </w:r>
-    </w:p>
-    <w:p>
-      <w:r>
-        <w:t>362) 8 * 1 =  _____</w:t>
-      </w:r>
-    </w:p>
-    <w:p>
-      <w:r>
-        <w:t>363) 8 * 10 =  _____</w:t>
-      </w:r>
-    </w:p>
-    <w:p>
-      <w:r>
-        <w:t>364) 10 * 10 =  _____</w:t>
-      </w:r>
-    </w:p>
-    <w:p>
-      <w:r>
-        <w:t>365) 10 * 3 =  _____</w:t>
-      </w:r>
-    </w:p>
-    <w:p>
-      <w:r>
-        <w:t>366) 8 * 9 =  _____</w:t>
-      </w:r>
-    </w:p>
-    <w:p>
-      <w:r>
-        <w:t>367) 4 * 8 =  _____</w:t>
-      </w:r>
-    </w:p>
-    <w:p>
-      <w:r>
-        <w:t>368) 1 * 5 =  _____</w:t>
-      </w:r>
-    </w:p>
-    <w:p>
-      <w:r>
-        <w:t>369) 2 * 5 =  _____</w:t>
-      </w:r>
-    </w:p>
-    <w:p>
-      <w:r>
-        <w:t>370) 10 * 2 =  _____</w:t>
-      </w:r>
-    </w:p>
-    <w:p>
-      <w:r>
-        <w:t>371) 1 * 3 =  _____</w:t>
-      </w:r>
-    </w:p>
-    <w:p>
-      <w:r>
-        <w:t>372) 7 * 1 =  _____</w:t>
-      </w:r>
-    </w:p>
-    <w:p>
-      <w:r>
-        <w:t>373) 7 * 2 =  _____</w:t>
-      </w:r>
-    </w:p>
-    <w:p>
-      <w:r>
-        <w:t>374) 7 * 10 =  _____</w:t>
-      </w:r>
-    </w:p>
-    <w:p>
-      <w:r>
-        <w:t>375) 1 * 4 =  _____</w:t>
-      </w:r>
-    </w:p>
-    <w:p>
-      <w:r>
-        <w:t>376) 6 * 10 =  _____</w:t>
-      </w:r>
-    </w:p>
-    <w:p>
-      <w:r>
-        <w:t>377) 1 * 4 =  _____</w:t>
-      </w:r>
-    </w:p>
-    <w:p>
-      <w:r>
-        <w:t>378) 1 * 7 =  _____</w:t>
-      </w:r>
-    </w:p>
-    <w:p>
-      <w:r>
-        <w:t>379) 10 * 3 =  _____</w:t>
-      </w:r>
-    </w:p>
-    <w:p>
-      <w:r>
-        <w:t>380) 6 * 9 =  _____</w:t>
-      </w:r>
-    </w:p>
-    <w:p>
-      <w:r>
-        <w:t>381) 1 * 10 =  _____</w:t>
-      </w:r>
-    </w:p>
-    <w:p>
-      <w:r>
-        <w:t>382) 4 * 4 =  _____</w:t>
-      </w:r>
-    </w:p>
-    <w:p>
-      <w:r>
-        <w:t>383) 5 * 7 =  _____</w:t>
-      </w:r>
-    </w:p>
-    <w:p>
-      <w:r>
-        <w:t>384) 5 * 3 =  _____</w:t>
-      </w:r>
-    </w:p>
-    <w:p>
-      <w:r>
-        <w:t>385) 7 * 3 =  _____</w:t>
-      </w:r>
-    </w:p>
-    <w:p>
-      <w:r>
-        <w:t>386) 10 * 5 =  _____</w:t>
-      </w:r>
-    </w:p>
-    <w:p>
-      <w:r>
-        <w:t>387) 1 * 2 =  _____</w:t>
-      </w:r>
-    </w:p>
-    <w:p>
-      <w:r>
-        <w:t>388) 5 * 3 =  _____</w:t>
-      </w:r>
-    </w:p>
-    <w:p>
-      <w:r>
-        <w:t>389) 4 * 5 =  _____</w:t>
-      </w:r>
-    </w:p>
-    <w:p>
-      <w:r>
-        <w:t>390) 5 * 1 =  _____</w:t>
-      </w:r>
-    </w:p>
-    <w:p>
-      <w:r>
-        <w:t>391) 5 * 9 =  _____</w:t>
-      </w:r>
-    </w:p>
-    <w:p>
-      <w:r>
-        <w:t>392) 6 * 7 =  _____</w:t>
-      </w:r>
-    </w:p>
-    <w:p>
-      <w:r>
-        <w:t>393) 6 * 9 =  _____</w:t>
-      </w:r>
-    </w:p>
-    <w:p>
-      <w:r>
-        <w:t>394) 5 * 2 =  _____</w:t>
-      </w:r>
-    </w:p>
-    <w:p>
-      <w:r>
-        <w:t>395) 4 * 9 =  _____</w:t>
-      </w:r>
-    </w:p>
-    <w:p>
-      <w:r>
-        <w:t>396) 4 * 6 =  _____</w:t>
-      </w:r>
-    </w:p>
-    <w:p>
-      <w:r>
-        <w:t>397) 4 * 1 =  _____</w:t>
-      </w:r>
-    </w:p>
-    <w:p>
-      <w:r>
-        <w:t>398) 9 * 1 =  _____</w:t>
-      </w:r>
-    </w:p>
-    <w:p>
-      <w:r>
-        <w:t>399) 5 * 3 =  _____</w:t>
-      </w:r>
-    </w:p>
-    <w:p>
-      <w:r>
-        <w:t>400) 4 * 1 =  _____</w:t>
+        <w:t>20) 4 - 13 - 48 =  _____</w:t>
       </w:r>
     </w:p>
     <w:sectPr>
